--- a/१४.कारोबारियों की जयDocument.docx
+++ b/१४.कारोबारियों की जयDocument.docx
@@ -150,533 +150,48 @@
     <w:p>
       <w:pPr>
         <w:spacing w:after="0"/>
-        <w:rPr>
-          <w:rFonts w:cstheme="minorBidi"/>
-          <w:szCs w:val="24"/>
-        </w:rPr>
+        <w:jc w:val="both"/>
       </w:pPr>
       <w:r>
         <w:rPr>
-          <w:rFonts w:cstheme="minorBidi"/>
+          <w:rFonts w:ascii="Mangal" w:hAnsi="Mangal" w:cs="Mangal" w:eastAsia="Mangal"/>
           <w:b/>
-          <w:bCs/>
-          <w:szCs w:val="24"/>
-          <w:cs/>
-        </w:rPr>
-        <w:t>अत्यधिक व्यापारिक मानसिकता और लाभ कमाने की अंधी प्रवृत्ति पर व्यंग्य</w:t>
-      </w:r>
-      <w:r>
-        <w:rPr>
-          <w:rFonts w:cstheme="minorBidi"/>
-          <w:b/>
-          <w:bCs/>
-          <w:szCs w:val="24"/>
-          <w:cs/>
-        </w:rPr>
-        <w:t xml:space="preserve"> </w:t>
-      </w:r>
-      <w:r>
-        <w:rPr>
-          <w:rFonts w:cstheme="minorBidi" w:hint="cs"/>
-          <w:b/>
-          <w:bCs/>
-          <w:szCs w:val="24"/>
-          <w:cs/>
-        </w:rPr>
-        <w:t>:</w:t>
-      </w:r>
-      <w:r>
-        <w:rPr>
-          <w:rFonts w:cstheme="minorBidi"/>
-          <w:szCs w:val="24"/>
-          <w:cs/>
-        </w:rPr>
-        <w:t xml:space="preserve"> </w:t>
-      </w:r>
-      <w:r>
-        <w:rPr>
-          <w:rFonts w:cstheme="minorBidi" w:hint="cs"/>
-          <w:szCs w:val="24"/>
-          <w:cs/>
-        </w:rPr>
-        <w:t xml:space="preserve">लेखक ने यहाँ </w:t>
-      </w:r>
-      <w:r>
-        <w:rPr>
-          <w:rFonts w:cstheme="minorBidi"/>
-          <w:szCs w:val="24"/>
-          <w:cs/>
-        </w:rPr>
-        <w:t xml:space="preserve">धन और लाभ कमाने की अंधी दौड़ में नैतिकता तथा कानून की सीमाओं को भूल जाने वाले </w:t>
-      </w:r>
-      <w:proofErr w:type="spellStart"/>
-      <w:r>
-        <w:rPr>
-          <w:rFonts w:cstheme="minorBidi"/>
-          <w:szCs w:val="24"/>
-          <w:cs/>
-        </w:rPr>
-        <w:t>कारोबारियों</w:t>
-      </w:r>
-      <w:proofErr w:type="spellEnd"/>
-      <w:r>
-        <w:rPr>
-          <w:rFonts w:cstheme="minorBidi"/>
-          <w:szCs w:val="24"/>
-          <w:cs/>
-        </w:rPr>
-        <w:t xml:space="preserve"> पर</w:t>
-      </w:r>
-      <w:r>
-        <w:rPr>
-          <w:rFonts w:cstheme="minorBidi" w:hint="cs"/>
-          <w:szCs w:val="24"/>
-          <w:cs/>
-        </w:rPr>
-        <w:t xml:space="preserve"> करारा व्यंग्य किया </w:t>
-      </w:r>
-      <w:r>
-        <w:rPr>
-          <w:rFonts w:cstheme="minorBidi"/>
-          <w:szCs w:val="24"/>
-          <w:cs/>
-        </w:rPr>
-        <w:t>है। कारोबार ही जीवन का एकमात्र उद्देश्य बन गया है</w:t>
-      </w:r>
-      <w:r>
-        <w:rPr>
-          <w:rFonts w:cstheme="minorBidi" w:hint="cs"/>
-          <w:szCs w:val="24"/>
-          <w:cs/>
-        </w:rPr>
-        <w:t xml:space="preserve"> </w:t>
-      </w:r>
-      <w:r>
-        <w:rPr>
-          <w:rFonts w:cstheme="minorBidi"/>
-          <w:szCs w:val="24"/>
-          <w:cs/>
-        </w:rPr>
-        <w:t xml:space="preserve">ऐसे </w:t>
-      </w:r>
-      <w:proofErr w:type="spellStart"/>
-      <w:r>
-        <w:rPr>
-          <w:rFonts w:cstheme="minorBidi"/>
-          <w:szCs w:val="24"/>
-          <w:cs/>
-        </w:rPr>
-        <w:t>कारोबारियों</w:t>
-      </w:r>
-      <w:proofErr w:type="spellEnd"/>
-      <w:r>
-        <w:rPr>
-          <w:rFonts w:cstheme="minorBidi"/>
-          <w:szCs w:val="24"/>
-          <w:cs/>
-        </w:rPr>
-        <w:t xml:space="preserve"> </w:t>
-      </w:r>
-      <w:r>
-        <w:rPr>
-          <w:rFonts w:cstheme="minorBidi" w:hint="cs"/>
-          <w:szCs w:val="24"/>
-          <w:cs/>
-        </w:rPr>
-        <w:t xml:space="preserve">की </w:t>
-      </w:r>
-      <w:proofErr w:type="spellStart"/>
-      <w:r>
-        <w:rPr>
-          <w:rFonts w:cstheme="minorBidi"/>
-          <w:szCs w:val="24"/>
-          <w:cs/>
-        </w:rPr>
-        <w:t>अंतरहीन</w:t>
-      </w:r>
-      <w:proofErr w:type="spellEnd"/>
-      <w:r>
-        <w:rPr>
-          <w:rFonts w:cstheme="minorBidi"/>
-          <w:szCs w:val="24"/>
-          <w:cs/>
-        </w:rPr>
-        <w:t xml:space="preserve"> स्थिति </w:t>
-      </w:r>
-      <w:r>
-        <w:rPr>
-          <w:rFonts w:cstheme="minorBidi" w:hint="cs"/>
-          <w:szCs w:val="24"/>
-          <w:cs/>
-        </w:rPr>
-        <w:t xml:space="preserve">पर गहरा व्यंग्य प्रहार करते हुए </w:t>
-      </w:r>
-      <w:r>
-        <w:rPr>
-          <w:rFonts w:cstheme="minorBidi"/>
-          <w:szCs w:val="24"/>
-          <w:cs/>
-        </w:rPr>
-        <w:t>लेखक</w:t>
-      </w:r>
-      <w:r>
-        <w:rPr>
-          <w:rFonts w:cstheme="minorBidi" w:hint="cs"/>
-          <w:szCs w:val="24"/>
-          <w:cs/>
-        </w:rPr>
-        <w:t xml:space="preserve"> कहते हैं- </w:t>
-      </w:r>
-      <w:r>
-        <w:rPr>
-          <w:rFonts w:cstheme="minorBidi"/>
-          <w:szCs w:val="24"/>
-          <w:cs/>
-        </w:rPr>
-        <w:t>.</w:t>
-      </w:r>
-      <w:r>
-        <w:rPr>
-          <w:rFonts w:ascii="Arial" w:hAnsi="Arial" w:cs="Arial" w:hint="cs"/>
-          <w:szCs w:val="24"/>
-          <w:cs/>
-        </w:rPr>
-        <w:t>“</w:t>
-      </w:r>
-      <w:r>
-        <w:rPr>
-          <w:rFonts w:cstheme="minorBidi" w:hint="cs"/>
-          <w:szCs w:val="24"/>
-          <w:cs/>
-        </w:rPr>
-        <w:t>मित्रों</w:t>
-      </w:r>
-      <w:r>
-        <w:rPr>
-          <w:rFonts w:cstheme="minorBidi"/>
-          <w:szCs w:val="24"/>
-          <w:cs/>
-        </w:rPr>
-        <w:t>!</w:t>
-      </w:r>
-      <w:r>
-        <w:rPr>
-          <w:rFonts w:cstheme="minorBidi" w:hint="cs"/>
-          <w:szCs w:val="24"/>
-          <w:cs/>
-        </w:rPr>
-        <w:t xml:space="preserve"> इन्हें</w:t>
-      </w:r>
-      <w:r>
-        <w:rPr>
-          <w:rFonts w:cstheme="minorBidi"/>
-          <w:szCs w:val="24"/>
-          <w:cs/>
-        </w:rPr>
-        <w:t xml:space="preserve"> </w:t>
-      </w:r>
-      <w:r>
-        <w:rPr>
-          <w:rFonts w:cstheme="minorBidi" w:hint="cs"/>
-          <w:szCs w:val="24"/>
-          <w:cs/>
-        </w:rPr>
-        <w:t>कारोबार</w:t>
-      </w:r>
-      <w:r>
-        <w:rPr>
-          <w:rFonts w:cstheme="minorBidi"/>
-          <w:szCs w:val="24"/>
-          <w:cs/>
-        </w:rPr>
-        <w:t xml:space="preserve"> </w:t>
-      </w:r>
-      <w:r>
-        <w:rPr>
-          <w:rFonts w:cstheme="minorBidi" w:hint="cs"/>
-          <w:szCs w:val="24"/>
-          <w:cs/>
-        </w:rPr>
-        <w:t>करना</w:t>
-      </w:r>
-      <w:r>
-        <w:rPr>
-          <w:rFonts w:cstheme="minorBidi"/>
-          <w:szCs w:val="24"/>
-          <w:cs/>
-        </w:rPr>
-        <w:t xml:space="preserve"> </w:t>
-      </w:r>
-      <w:r>
-        <w:rPr>
-          <w:rFonts w:cstheme="minorBidi" w:hint="cs"/>
-          <w:szCs w:val="24"/>
-          <w:cs/>
-        </w:rPr>
-        <w:t>होता</w:t>
-      </w:r>
-      <w:r>
-        <w:rPr>
-          <w:rFonts w:cstheme="minorBidi"/>
-          <w:szCs w:val="24"/>
-          <w:cs/>
-        </w:rPr>
-        <w:t xml:space="preserve"> </w:t>
-      </w:r>
-      <w:r>
-        <w:rPr>
-          <w:rFonts w:cstheme="minorBidi" w:hint="cs"/>
-          <w:szCs w:val="24"/>
-          <w:cs/>
-        </w:rPr>
-        <w:t>है</w:t>
-      </w:r>
-      <w:r>
-        <w:rPr>
-          <w:rFonts w:cstheme="minorBidi"/>
-          <w:szCs w:val="24"/>
-        </w:rPr>
-        <w:t>,</w:t>
-      </w:r>
-      <w:r>
-        <w:rPr>
-          <w:rFonts w:cstheme="minorBidi"/>
-          <w:szCs w:val="24"/>
-          <w:cs/>
-        </w:rPr>
-        <w:t>जिनके दिमाग पर 24 घंटे कारोबार करने की धुन सवार रहती हैं</w:t>
-      </w:r>
-      <w:r>
-        <w:rPr>
-          <w:rFonts w:cstheme="minorBidi"/>
-          <w:szCs w:val="24"/>
-        </w:rPr>
-        <w:t>,</w:t>
-      </w:r>
-      <w:r>
-        <w:rPr>
-          <w:rFonts w:cstheme="minorBidi"/>
-          <w:szCs w:val="24"/>
-          <w:cs/>
-        </w:rPr>
-        <w:t>जो केवल कारोबार करने को ही</w:t>
-      </w:r>
-      <w:r>
-        <w:rPr>
-          <w:rFonts w:cstheme="minorBidi" w:hint="cs"/>
-          <w:szCs w:val="24"/>
-          <w:cs/>
-        </w:rPr>
-        <w:t xml:space="preserve"> </w:t>
-      </w:r>
-      <w:r>
-        <w:rPr>
-          <w:rFonts w:cstheme="minorBidi"/>
-          <w:szCs w:val="24"/>
-          <w:cs/>
-        </w:rPr>
-        <w:t>पैदा हुए होते हैं</w:t>
-      </w:r>
-      <w:r>
-        <w:rPr>
-          <w:rFonts w:cstheme="minorBidi"/>
-          <w:szCs w:val="24"/>
-        </w:rPr>
-        <w:t>,</w:t>
-      </w:r>
-      <w:r>
-        <w:rPr>
-          <w:rFonts w:cstheme="minorBidi"/>
-          <w:szCs w:val="24"/>
-          <w:cs/>
-        </w:rPr>
-        <w:t>जो कारोबार को अपना जीवन मानते हैं</w:t>
-      </w:r>
-      <w:r>
-        <w:rPr>
-          <w:rFonts w:cstheme="minorBidi"/>
-          <w:szCs w:val="24"/>
-        </w:rPr>
-        <w:t>,</w:t>
-      </w:r>
-      <w:r>
-        <w:rPr>
-          <w:rFonts w:cstheme="minorBidi"/>
-          <w:szCs w:val="24"/>
-          <w:cs/>
-        </w:rPr>
-        <w:t>उनके लिए वैध-अवैध सब बराबर होता है।</w:t>
-      </w:r>
-      <w:r>
-        <w:rPr>
-          <w:rFonts w:cstheme="minorBidi" w:hint="cs"/>
-          <w:szCs w:val="24"/>
-          <w:cs/>
-        </w:rPr>
-        <w:t xml:space="preserve"> </w:t>
-      </w:r>
-      <w:r>
-        <w:rPr>
-          <w:rFonts w:cstheme="minorBidi"/>
-          <w:szCs w:val="24"/>
-          <w:cs/>
-        </w:rPr>
-        <w:t>कुंभ के बाहर भीतर जल की तरह।</w:t>
-      </w:r>
-      <w:r>
-        <w:rPr>
-          <w:rFonts w:ascii="Arial" w:hAnsi="Arial" w:cs="Arial" w:hint="cs"/>
-          <w:szCs w:val="24"/>
-          <w:cs/>
-        </w:rPr>
-        <w:t>”</w:t>
-      </w:r>
-      <w:r>
-        <w:rPr>
-          <w:rFonts w:cstheme="minorBidi"/>
-          <w:szCs w:val="24"/>
-          <w:cs/>
-        </w:rPr>
-        <w:t xml:space="preserve"> (</w:t>
-      </w:r>
-      <w:r>
-        <w:rPr>
-          <w:rFonts w:cstheme="minorBidi" w:hint="cs"/>
-          <w:szCs w:val="24"/>
-          <w:cs/>
-        </w:rPr>
-        <w:t>पृ</w:t>
-      </w:r>
-      <w:r>
-        <w:rPr>
-          <w:rFonts w:cstheme="minorBidi"/>
-          <w:szCs w:val="24"/>
-          <w:cs/>
-        </w:rPr>
-        <w:t>.</w:t>
-      </w:r>
-      <w:r>
-        <w:rPr>
-          <w:rFonts w:cstheme="minorBidi" w:hint="cs"/>
-          <w:szCs w:val="24"/>
-          <w:cs/>
-        </w:rPr>
-        <w:t>क्र</w:t>
-      </w:r>
-      <w:r>
-        <w:rPr>
-          <w:rFonts w:cstheme="minorBidi"/>
-          <w:szCs w:val="24"/>
-          <w:cs/>
-        </w:rPr>
-        <w:t>.</w:t>
-      </w:r>
-      <w:r>
-        <w:rPr>
-          <w:rFonts w:cstheme="minorBidi" w:hint="cs"/>
-          <w:szCs w:val="24"/>
-          <w:cs/>
-        </w:rPr>
-        <w:t>५३</w:t>
-      </w:r>
-      <w:r>
-        <w:rPr>
-          <w:rFonts w:cstheme="minorBidi"/>
-          <w:szCs w:val="24"/>
-          <w:cs/>
-        </w:rPr>
-        <w:t>)</w:t>
+          <w:sz w:val="24"/>
+        </w:rPr>
+        <w:t>शीर्षक पाठ की व्यंग्यात्मकता को संक्षेप में स्पष्ट कीजिए</w:t>
       </w:r>
     </w:p>
     <w:p>
       <w:pPr>
         <w:spacing w:after="0"/>
-        <w:rPr>
-          <w:rFonts w:cstheme="minorBidi"/>
-          <w:szCs w:val="24"/>
-        </w:rPr>
+        <w:jc w:val="both"/>
       </w:pPr>
       <w:r>
         <w:rPr>
-          <w:rFonts w:cstheme="minorBidi"/>
-          <w:szCs w:val="24"/>
-          <w:cs/>
-        </w:rPr>
-        <w:t>ऐसे लोगों के जीवन में व्यापार</w:t>
-      </w:r>
-      <w:r>
-        <w:rPr>
-          <w:rFonts w:cstheme="minorBidi" w:hint="cs"/>
-          <w:szCs w:val="24"/>
-          <w:cs/>
-        </w:rPr>
-        <w:t xml:space="preserve"> के अलावा </w:t>
-      </w:r>
-      <w:r>
-        <w:rPr>
-          <w:rFonts w:cstheme="minorBidi"/>
-          <w:szCs w:val="24"/>
-          <w:cs/>
-        </w:rPr>
-        <w:t>अन्य मानवीय मूल्यों की चिंता ही नहीं रहती।</w:t>
-      </w:r>
-      <w:r>
-        <w:rPr>
-          <w:rFonts w:cstheme="minorBidi"/>
-          <w:szCs w:val="24"/>
-          <w:cs/>
-        </w:rPr>
-        <w:t xml:space="preserve"> जहाँ से लाभ मिल सकता है</w:t>
-      </w:r>
-      <w:r>
-        <w:rPr>
-          <w:rFonts w:cstheme="minorBidi"/>
-          <w:szCs w:val="24"/>
-        </w:rPr>
-        <w:t xml:space="preserve">, </w:t>
-      </w:r>
-      <w:r>
-        <w:rPr>
-          <w:rFonts w:cstheme="minorBidi"/>
-          <w:szCs w:val="24"/>
-          <w:cs/>
-        </w:rPr>
-        <w:t>वहाँ वे कानून और नैतिकता की सीमाओं को भी नजरअंदाज करने लगते हैं। लेखक ये परिवर्तन चाहते हैं-कारोबार केवल लाभ कमाने का माध्यम न बने</w:t>
-      </w:r>
-      <w:r>
-        <w:rPr>
-          <w:rFonts w:cstheme="minorBidi"/>
-          <w:szCs w:val="24"/>
-        </w:rPr>
-        <w:t xml:space="preserve">, </w:t>
-      </w:r>
-      <w:r>
-        <w:rPr>
-          <w:rFonts w:cstheme="minorBidi"/>
-          <w:szCs w:val="24"/>
-          <w:cs/>
-        </w:rPr>
-        <w:t>बल्कि उसमें ईमानदारी</w:t>
-      </w:r>
-      <w:r>
-        <w:rPr>
-          <w:rFonts w:cstheme="minorBidi"/>
-          <w:szCs w:val="24"/>
-        </w:rPr>
-        <w:t xml:space="preserve">, </w:t>
-      </w:r>
-      <w:r>
-        <w:rPr>
-          <w:rFonts w:cstheme="minorBidi"/>
-          <w:szCs w:val="24"/>
-          <w:cs/>
-        </w:rPr>
-        <w:t>नैतिकता और सामाजिक जिम्मेदारी भी बनी रहे। व्यापारी को वैध और अवैध कार्यों के बीच स्पष्ट अंतर समझना चाहिए और आर्थिक लाभ के लिए गलत तरीकों का सहारा नहीं लेना चाहिए।</w:t>
+          <w:rFonts w:ascii="Mangal" w:hAnsi="Mangal" w:cs="Mangal" w:eastAsia="Mangal"/>
+          <w:b w:val="0"/>
+          <w:sz w:val="24"/>
+        </w:rPr>
+        <w:t>इस रचना में जेल तक को अपना दफ्तर बना लेने वाले कारोबारियों की “सफलता” का उलटा गुणगान है। लेखक दिखाते हैं कि लाभ की अंधी दौड़ में वैध-अवैध का भेद मिट जाता है और कानून तथा व्यवस्था भी उनके कारोबार को रोकने के बजाय कई बार सहायक बन जाती है। घर के काम से जी चुराने वालों से तुलना इस विडंबना को और तीखा करती है; लेखक आर्थिक गतिविधि के साथ ईमानदारी, जवाबदेही और सामाजिक नैतिकता की अपेक्षा करते हैं।</w:t>
       </w:r>
     </w:p>
     <w:p>
       <w:pPr>
         <w:spacing w:after="0"/>
+        <w:jc w:val="both"/>
+      </w:pPr>
+      <w:r>
+        <w:rPr>
+          <w:rFonts w:ascii="Mangal" w:hAnsi="Mangal" w:cs="Mangal" w:eastAsia="Mangal"/>
+          <w:b/>
+          <w:sz w:val="24"/>
+        </w:rPr>
+        <w:t>पंक्तियों की व्यंग्यात्मकता को विस्तृत रूप में स्पष्ट कीजिए</w:t>
+      </w:r>
+    </w:p>
+    <w:p>
+      <w:pPr>
+        <w:spacing w:after="0"/>
         <w:rPr>
           <w:rFonts w:cstheme="minorBidi"/>
           <w:szCs w:val="24"/>
@@ -690,25 +205,51 @@
           <w:szCs w:val="24"/>
           <w:cs/>
         </w:rPr>
-        <w:t>कारोबार के प्रति अत्यधिक आसक्ति</w:t>
-      </w:r>
-      <w:r>
-        <w:rPr>
-          <w:rFonts w:cstheme="minorBidi" w:hint="cs"/>
+        <w:t>अत्यधिक व्यापारिक मानसिकता और लाभ कमाने की अंधी प्रवृत्ति पर व्यंग्य</w:t>
+      </w:r>
+      <w:r>
+        <w:rPr>
+          <w:rFonts w:cstheme="minorBidi"/>
           <w:b/>
           <w:bCs/>
           <w:szCs w:val="24"/>
           <w:cs/>
         </w:rPr>
-        <w:t xml:space="preserve"> रखने वालों पर व्यंग्य :</w:t>
-      </w:r>
-      <w:r>
-        <w:rPr>
-          <w:rFonts w:cstheme="minorBidi"/>
-          <w:szCs w:val="24"/>
-          <w:cs/>
-        </w:rPr>
-        <w:t xml:space="preserve"> लेखक ने यहाँ हर परिस्थिति में अपना स्वार्थ साधने वाले </w:t>
+        <w:t xml:space="preserve"> </w:t>
+      </w:r>
+      <w:r>
+        <w:rPr>
+          <w:rFonts w:cstheme="minorBidi" w:hint="cs"/>
+          <w:b/>
+          <w:bCs/>
+          <w:szCs w:val="24"/>
+          <w:cs/>
+        </w:rPr>
+        <w:t>:</w:t>
+      </w:r>
+      <w:r>
+        <w:rPr>
+          <w:rFonts w:cstheme="minorBidi"/>
+          <w:szCs w:val="24"/>
+          <w:cs/>
+        </w:rPr>
+        <w:t xml:space="preserve"> </w:t>
+      </w:r>
+      <w:r>
+        <w:rPr>
+          <w:rFonts w:cstheme="minorBidi" w:hint="cs"/>
+          <w:szCs w:val="24"/>
+          <w:cs/>
+        </w:rPr>
+        <w:t xml:space="preserve">लेखक ने यहाँ </w:t>
+      </w:r>
+      <w:r>
+        <w:rPr>
+          <w:rFonts w:cstheme="minorBidi"/>
+          <w:szCs w:val="24"/>
+          <w:cs/>
+        </w:rPr>
+        <w:t xml:space="preserve">धन और लाभ कमाने की अंधी दौड़ में नैतिकता तथा कानून की सीमाओं को भूल जाने वाले </w:t>
       </w:r>
       <w:proofErr w:type="spellStart"/>
       <w:r>
@@ -726,39 +267,115 @@
           <w:szCs w:val="24"/>
           <w:cs/>
         </w:rPr>
-        <w:t xml:space="preserve"> पर तीक्ष्ण व्यंग्य किया है।</w:t>
-      </w:r>
-      <w:r>
-        <w:rPr>
-          <w:rFonts w:cstheme="minorBidi"/>
-          <w:szCs w:val="24"/>
-          <w:cs/>
-        </w:rPr>
-        <w:t xml:space="preserve"> व्यावसायिक सफलता को जीवन का अंतिम लक्ष्य मानने वाली मानसिकता पर </w:t>
-      </w:r>
-      <w:r>
-        <w:rPr>
-          <w:rFonts w:cstheme="minorBidi" w:hint="cs"/>
-          <w:szCs w:val="24"/>
-          <w:cs/>
-        </w:rPr>
-        <w:t xml:space="preserve">कटु व्यंग्य </w:t>
-      </w:r>
-      <w:r>
-        <w:rPr>
-          <w:rFonts w:cstheme="minorBidi"/>
-          <w:szCs w:val="24"/>
-          <w:cs/>
-        </w:rPr>
-        <w:t>प्रहार कर</w:t>
-      </w:r>
-      <w:r>
-        <w:rPr>
-          <w:rFonts w:cstheme="minorBidi" w:hint="cs"/>
-          <w:szCs w:val="24"/>
-          <w:cs/>
-        </w:rPr>
-        <w:t>ते हुए लेखक कहते हैं-</w:t>
+        <w:t xml:space="preserve"> पर</w:t>
+      </w:r>
+      <w:r>
+        <w:rPr>
+          <w:rFonts w:cstheme="minorBidi" w:hint="cs"/>
+          <w:szCs w:val="24"/>
+          <w:cs/>
+        </w:rPr>
+        <w:t xml:space="preserve"> करारा व्यंग्य किया </w:t>
+      </w:r>
+      <w:r>
+        <w:rPr>
+          <w:rFonts w:cstheme="minorBidi"/>
+          <w:szCs w:val="24"/>
+          <w:cs/>
+        </w:rPr>
+        <w:t>है। कारोबार ही जीवन का एकमात्र उद्देश्य बन गया है</w:t>
+      </w:r>
+      <w:r>
+        <w:rPr>
+          <w:rFonts w:cstheme="minorBidi" w:hint="cs"/>
+          <w:szCs w:val="24"/>
+          <w:cs/>
+        </w:rPr>
+        <w:t xml:space="preserve"> </w:t>
+      </w:r>
+      <w:r>
+        <w:rPr>
+          <w:rFonts w:cstheme="minorBidi"/>
+          <w:szCs w:val="24"/>
+          <w:cs/>
+        </w:rPr>
+        <w:t xml:space="preserve">ऐसे </w:t>
+      </w:r>
+      <w:proofErr w:type="spellStart"/>
+      <w:r>
+        <w:rPr>
+          <w:rFonts w:cstheme="minorBidi"/>
+          <w:szCs w:val="24"/>
+          <w:cs/>
+        </w:rPr>
+        <w:t>कारोबारियों</w:t>
+      </w:r>
+      <w:proofErr w:type="spellEnd"/>
+      <w:r>
+        <w:rPr>
+          <w:rFonts w:cstheme="minorBidi"/>
+          <w:szCs w:val="24"/>
+          <w:cs/>
+        </w:rPr>
+        <w:t xml:space="preserve"> </w:t>
+      </w:r>
+      <w:r>
+        <w:rPr>
+          <w:rFonts w:cstheme="minorBidi" w:hint="cs"/>
+          <w:szCs w:val="24"/>
+          <w:cs/>
+        </w:rPr>
+        <w:t xml:space="preserve">की </w:t>
+      </w:r>
+      <w:proofErr w:type="spellStart"/>
+      <w:r>
+        <w:rPr>
+          <w:rFonts w:cstheme="minorBidi"/>
+          <w:szCs w:val="24"/>
+          <w:cs/>
+        </w:rPr>
+        <w:t>अंतरहीन</w:t>
+      </w:r>
+      <w:proofErr w:type="spellEnd"/>
+      <w:r>
+        <w:rPr>
+          <w:rFonts w:cstheme="minorBidi"/>
+          <w:szCs w:val="24"/>
+          <w:cs/>
+        </w:rPr>
+        <w:t xml:space="preserve"> स्थिति </w:t>
+      </w:r>
+      <w:r>
+        <w:rPr>
+          <w:rFonts w:cstheme="minorBidi" w:hint="cs"/>
+          <w:szCs w:val="24"/>
+          <w:cs/>
+        </w:rPr>
+        <w:t xml:space="preserve">पर गहरा व्यंग्य प्रहार करते हुए </w:t>
+      </w:r>
+      <w:r>
+        <w:rPr>
+          <w:rFonts w:cstheme="minorBidi"/>
+          <w:szCs w:val="24"/>
+          <w:cs/>
+        </w:rPr>
+        <w:t>लेखक</w:t>
+      </w:r>
+      <w:r>
+        <w:rPr>
+          <w:rFonts w:cstheme="minorBidi" w:hint="cs"/>
+          <w:szCs w:val="24"/>
+          <w:cs/>
+        </w:rPr>
+        <w:t xml:space="preserve"> कहते हैं- </w:t>
+      </w:r>
+      <w:r>
+        <w:rPr>
+          <w:rFonts w:cstheme="minorBidi"/>
+          <w:szCs w:val="24"/>
+          <w:cs/>
+        </w:rPr>
+        <w:t>.</w:t>
       </w:r>
       <w:r>
         <w:rPr>
@@ -774,7 +391,23 @@
           <w:szCs w:val="24"/>
           <w:cs/>
         </w:rPr>
-        <w:t>यह</w:t>
+        <w:t>मित्रों</w:t>
+      </w:r>
+      <w:r>
+        <w:rPr>
+          <w:rFonts w:cstheme="minorBidi"/>
+          <w:szCs w:val="24"/>
+          <w:cs/>
+        </w:rPr>
+        <w:t>!</w:t>
+      </w:r>
+      <w:r>
+        <w:rPr>
+          <w:rFonts w:cstheme="minorBidi" w:hint="cs"/>
+          <w:szCs w:val="24"/>
+          <w:cs/>
+        </w:rPr>
+        <w:t xml:space="preserve"> इन्हें</w:t>
       </w:r>
       <w:r>
         <w:rPr>
@@ -790,7 +423,7 @@
           <w:szCs w:val="24"/>
           <w:cs/>
         </w:rPr>
-        <w:t>जेल</w:t>
+        <w:t>कारोबार</w:t>
       </w:r>
       <w:r>
         <w:rPr>
@@ -806,7 +439,7 @@
           <w:szCs w:val="24"/>
           <w:cs/>
         </w:rPr>
-        <w:t>से</w:t>
+        <w:t>करना</w:t>
       </w:r>
       <w:r>
         <w:rPr>
@@ -822,7 +455,7 @@
           <w:szCs w:val="24"/>
           <w:cs/>
         </w:rPr>
-        <w:t>भी</w:t>
+        <w:t>होता</w:t>
       </w:r>
       <w:r>
         <w:rPr>
@@ -838,11 +471,41 @@
           <w:szCs w:val="24"/>
           <w:cs/>
         </w:rPr>
-        <w:t>सब</w:t>
-      </w:r>
-      <w:r>
-        <w:rPr>
-          <w:rFonts w:cstheme="minorBidi"/>
+        <w:t>है</w:t>
+      </w:r>
+      <w:r>
+        <w:rPr>
+          <w:rFonts w:cstheme="minorBidi"/>
+          <w:szCs w:val="24"/>
+        </w:rPr>
+        <w:t>,</w:t>
+      </w:r>
+      <w:r>
+        <w:rPr>
+          <w:rFonts w:cstheme="minorBidi"/>
+          <w:szCs w:val="24"/>
+          <w:cs/>
+        </w:rPr>
+        <w:t>जिनके दिमाग पर 24 घंटे कारोबार करने की धुन सवार रहती हैं</w:t>
+      </w:r>
+      <w:r>
+        <w:rPr>
+          <w:rFonts w:cstheme="minorBidi"/>
+          <w:szCs w:val="24"/>
+        </w:rPr>
+        <w:t>,</w:t>
+      </w:r>
+      <w:r>
+        <w:rPr>
+          <w:rFonts w:cstheme="minorBidi"/>
+          <w:szCs w:val="24"/>
+          <w:cs/>
+        </w:rPr>
+        <w:t>जो केवल कारोबार करने को ही</w:t>
+      </w:r>
+      <w:r>
+        <w:rPr>
+          <w:rFonts w:cstheme="minorBidi" w:hint="cs"/>
           <w:szCs w:val="24"/>
           <w:cs/>
         </w:rPr>
@@ -850,15 +513,45 @@
       </w:r>
       <w:r>
         <w:rPr>
-          <w:rFonts w:cstheme="minorBidi" w:hint="cs"/>
-          <w:szCs w:val="24"/>
-          <w:cs/>
-        </w:rPr>
-        <w:t>कुशल</w:t>
-      </w:r>
-      <w:r>
-        <w:rPr>
-          <w:rFonts w:cstheme="minorBidi"/>
+          <w:rFonts w:cstheme="minorBidi"/>
+          <w:szCs w:val="24"/>
+          <w:cs/>
+        </w:rPr>
+        <w:t>पैदा हुए होते हैं</w:t>
+      </w:r>
+      <w:r>
+        <w:rPr>
+          <w:rFonts w:cstheme="minorBidi"/>
+          <w:szCs w:val="24"/>
+        </w:rPr>
+        <w:t>,</w:t>
+      </w:r>
+      <w:r>
+        <w:rPr>
+          <w:rFonts w:cstheme="minorBidi"/>
+          <w:szCs w:val="24"/>
+          <w:cs/>
+        </w:rPr>
+        <w:t>जो कारोबार को अपना जीवन मानते हैं</w:t>
+      </w:r>
+      <w:r>
+        <w:rPr>
+          <w:rFonts w:cstheme="minorBidi"/>
+          <w:szCs w:val="24"/>
+        </w:rPr>
+        <w:t>,</w:t>
+      </w:r>
+      <w:r>
+        <w:rPr>
+          <w:rFonts w:cstheme="minorBidi"/>
+          <w:szCs w:val="24"/>
+          <w:cs/>
+        </w:rPr>
+        <w:t>उनके लिए वैध-अवैध सब बराबर होता है।</w:t>
+      </w:r>
+      <w:r>
+        <w:rPr>
+          <w:rFonts w:cstheme="minorBidi" w:hint="cs"/>
           <w:szCs w:val="24"/>
           <w:cs/>
         </w:rPr>
@@ -866,411 +559,158 @@
       </w:r>
       <w:r>
         <w:rPr>
-          <w:rFonts w:cstheme="minorBidi" w:hint="cs"/>
-          <w:szCs w:val="24"/>
-          <w:cs/>
-        </w:rPr>
-        <w:t>अपना</w:t>
-      </w:r>
-      <w:r>
-        <w:rPr>
-          <w:rFonts w:cstheme="minorBidi"/>
-          <w:szCs w:val="24"/>
-          <w:cs/>
-        </w:rPr>
-        <w:t xml:space="preserve"> </w:t>
-      </w:r>
-      <w:r>
-        <w:rPr>
-          <w:rFonts w:cstheme="minorBidi" w:hint="cs"/>
-          <w:szCs w:val="24"/>
-          <w:cs/>
-        </w:rPr>
-        <w:t>कारोबार</w:t>
-      </w:r>
-      <w:r>
-        <w:rPr>
-          <w:rFonts w:cstheme="minorBidi"/>
-          <w:szCs w:val="24"/>
-          <w:cs/>
-        </w:rPr>
-        <w:t xml:space="preserve"> </w:t>
-      </w:r>
-      <w:r>
-        <w:rPr>
-          <w:rFonts w:cstheme="minorBidi" w:hint="cs"/>
-          <w:szCs w:val="24"/>
-          <w:cs/>
-        </w:rPr>
-        <w:t>करने</w:t>
-      </w:r>
-      <w:r>
-        <w:rPr>
-          <w:rFonts w:cstheme="minorBidi"/>
-          <w:szCs w:val="24"/>
-          <w:cs/>
-        </w:rPr>
-        <w:t xml:space="preserve"> </w:t>
-      </w:r>
-      <w:r>
-        <w:rPr>
-          <w:rFonts w:cstheme="minorBidi" w:hint="cs"/>
-          <w:szCs w:val="24"/>
-          <w:cs/>
-        </w:rPr>
-        <w:t>वाले</w:t>
-      </w:r>
-      <w:r>
-        <w:rPr>
-          <w:rFonts w:cstheme="minorBidi"/>
-          <w:szCs w:val="24"/>
-          <w:cs/>
-        </w:rPr>
-        <w:t xml:space="preserve"> </w:t>
-      </w:r>
-      <w:r>
-        <w:rPr>
-          <w:rFonts w:cstheme="minorBidi" w:hint="cs"/>
-          <w:szCs w:val="24"/>
-          <w:cs/>
-        </w:rPr>
-        <w:t>उच्च</w:t>
-      </w:r>
-      <w:r>
-        <w:rPr>
-          <w:rFonts w:cstheme="minorBidi"/>
-          <w:szCs w:val="24"/>
-          <w:cs/>
-        </w:rPr>
-        <w:t xml:space="preserve"> </w:t>
-      </w:r>
-      <w:r>
-        <w:rPr>
-          <w:rFonts w:cstheme="minorBidi" w:hint="cs"/>
-          <w:szCs w:val="24"/>
-          <w:cs/>
-        </w:rPr>
-        <w:t>कोटि</w:t>
-      </w:r>
-      <w:r>
-        <w:rPr>
-          <w:rFonts w:cstheme="minorBidi"/>
-          <w:szCs w:val="24"/>
-          <w:cs/>
-        </w:rPr>
-        <w:t xml:space="preserve"> </w:t>
-      </w:r>
-      <w:r>
-        <w:rPr>
-          <w:rFonts w:cstheme="minorBidi" w:hint="cs"/>
-          <w:szCs w:val="24"/>
-          <w:cs/>
-        </w:rPr>
-        <w:t>के</w:t>
-      </w:r>
-      <w:r>
-        <w:rPr>
-          <w:rFonts w:cstheme="minorBidi"/>
-          <w:szCs w:val="24"/>
-          <w:cs/>
-        </w:rPr>
-        <w:t xml:space="preserve"> </w:t>
-      </w:r>
-      <w:r>
-        <w:rPr>
-          <w:rFonts w:cstheme="minorBidi" w:hint="cs"/>
-          <w:szCs w:val="24"/>
-          <w:cs/>
-        </w:rPr>
-        <w:t>आदरणीय</w:t>
-      </w:r>
-      <w:r>
-        <w:rPr>
-          <w:rFonts w:cstheme="minorBidi" w:hint="cs"/>
-          <w:szCs w:val="24"/>
-          <w:cs/>
-        </w:rPr>
-        <w:t>,</w:t>
-      </w:r>
-      <w:r>
-        <w:rPr>
-          <w:rFonts w:cstheme="minorBidi"/>
-          <w:szCs w:val="24"/>
-          <w:cs/>
-        </w:rPr>
-        <w:t xml:space="preserve"> </w:t>
-      </w:r>
-      <w:r>
-        <w:rPr>
-          <w:rFonts w:cstheme="minorBidi" w:hint="cs"/>
-          <w:szCs w:val="24"/>
-          <w:cs/>
-        </w:rPr>
-        <w:t>परम</w:t>
-      </w:r>
-      <w:r>
-        <w:rPr>
-          <w:rFonts w:cstheme="minorBidi"/>
-          <w:szCs w:val="24"/>
-          <w:cs/>
-        </w:rPr>
-        <w:t xml:space="preserve"> </w:t>
-      </w:r>
-      <w:r>
-        <w:rPr>
-          <w:rFonts w:cstheme="minorBidi" w:hint="cs"/>
-          <w:szCs w:val="24"/>
-          <w:cs/>
-        </w:rPr>
-        <w:t>आदरणीय</w:t>
-      </w:r>
-      <w:r>
-        <w:rPr>
-          <w:rFonts w:cstheme="minorBidi" w:hint="cs"/>
-          <w:szCs w:val="24"/>
-          <w:cs/>
-        </w:rPr>
-        <w:t>,</w:t>
-      </w:r>
-      <w:r>
-        <w:rPr>
-          <w:rFonts w:cstheme="minorBidi"/>
-          <w:szCs w:val="24"/>
-          <w:cs/>
-        </w:rPr>
-        <w:t xml:space="preserve"> </w:t>
-      </w:r>
-      <w:r>
-        <w:rPr>
-          <w:rFonts w:cstheme="minorBidi" w:hint="cs"/>
-          <w:szCs w:val="24"/>
-          <w:cs/>
-        </w:rPr>
-        <w:t>पूजनीय</w:t>
-      </w:r>
-      <w:r>
-        <w:rPr>
-          <w:rFonts w:cstheme="minorBidi"/>
-          <w:szCs w:val="24"/>
-          <w:cs/>
-        </w:rPr>
-        <w:t xml:space="preserve"> </w:t>
-      </w:r>
-      <w:r>
-        <w:rPr>
-          <w:rFonts w:cstheme="minorBidi" w:hint="cs"/>
-          <w:szCs w:val="24"/>
-          <w:cs/>
-        </w:rPr>
-        <w:t>कारोबारी</w:t>
-      </w:r>
-      <w:r>
-        <w:rPr>
-          <w:rFonts w:cstheme="minorBidi" w:hint="cs"/>
-          <w:szCs w:val="24"/>
-          <w:cs/>
-        </w:rPr>
-        <w:t xml:space="preserve"> </w:t>
-      </w:r>
-      <w:r>
-        <w:rPr>
-          <w:rFonts w:cstheme="minorBidi" w:hint="cs"/>
-          <w:szCs w:val="24"/>
-          <w:cs/>
-        </w:rPr>
-        <w:t>तुम्हें</w:t>
-      </w:r>
-      <w:r>
-        <w:rPr>
-          <w:rFonts w:cstheme="minorBidi"/>
-          <w:szCs w:val="24"/>
-          <w:cs/>
-        </w:rPr>
-        <w:t xml:space="preserve"> </w:t>
-      </w:r>
-      <w:r>
-        <w:rPr>
-          <w:rFonts w:cstheme="minorBidi" w:hint="cs"/>
-          <w:szCs w:val="24"/>
-          <w:cs/>
-        </w:rPr>
-        <w:t>मेरा</w:t>
-      </w:r>
-      <w:r>
-        <w:rPr>
-          <w:rFonts w:cstheme="minorBidi"/>
-          <w:szCs w:val="24"/>
-          <w:cs/>
-        </w:rPr>
-        <w:t xml:space="preserve"> </w:t>
-      </w:r>
-      <w:r>
-        <w:rPr>
-          <w:rFonts w:cstheme="minorBidi" w:hint="cs"/>
-          <w:szCs w:val="24"/>
-          <w:cs/>
-        </w:rPr>
-        <w:t>शत</w:t>
-      </w:r>
-      <w:r>
-        <w:rPr>
-          <w:rFonts w:cstheme="minorBidi"/>
-          <w:szCs w:val="24"/>
-          <w:cs/>
-        </w:rPr>
-        <w:t>-</w:t>
-      </w:r>
-      <w:r>
-        <w:rPr>
-          <w:rFonts w:cstheme="minorBidi" w:hint="cs"/>
-          <w:szCs w:val="24"/>
-          <w:cs/>
-        </w:rPr>
-        <w:t>शत</w:t>
-      </w:r>
-      <w:r>
-        <w:rPr>
-          <w:rFonts w:cstheme="minorBidi"/>
-          <w:szCs w:val="24"/>
-          <w:cs/>
-        </w:rPr>
-        <w:t xml:space="preserve"> </w:t>
-      </w:r>
-      <w:r>
-        <w:rPr>
-          <w:rFonts w:cstheme="minorBidi" w:hint="cs"/>
-          <w:szCs w:val="24"/>
-          <w:cs/>
-        </w:rPr>
-        <w:t>प्रणाम</w:t>
-      </w:r>
-      <w:r>
-        <w:rPr>
-          <w:rFonts w:cstheme="minorBidi"/>
-          <w:szCs w:val="24"/>
-          <w:cs/>
-        </w:rPr>
-        <w:t>।</w:t>
-      </w:r>
-      <w:r>
-        <w:rPr>
-          <w:rFonts w:cstheme="minorBidi" w:hint="cs"/>
-          <w:szCs w:val="24"/>
-          <w:cs/>
-        </w:rPr>
-        <w:t xml:space="preserve"> </w:t>
-      </w:r>
-      <w:r>
-        <w:rPr>
-          <w:rFonts w:cstheme="minorBidi" w:hint="cs"/>
-          <w:szCs w:val="24"/>
-          <w:cs/>
-        </w:rPr>
-        <w:t>काश</w:t>
-      </w:r>
-      <w:r>
-        <w:rPr>
-          <w:rFonts w:cstheme="minorBidi" w:hint="cs"/>
-          <w:szCs w:val="24"/>
-          <w:cs/>
-        </w:rPr>
-        <w:t>!</w:t>
-      </w:r>
-      <w:r>
-        <w:rPr>
-          <w:rFonts w:cstheme="minorBidi"/>
-          <w:szCs w:val="24"/>
-          <w:cs/>
-        </w:rPr>
-        <w:t xml:space="preserve"> </w:t>
-      </w:r>
-      <w:r>
-        <w:rPr>
-          <w:rFonts w:cstheme="minorBidi" w:hint="cs"/>
-          <w:szCs w:val="24"/>
-          <w:cs/>
-        </w:rPr>
-        <w:t>मेरे</w:t>
-      </w:r>
-      <w:r>
-        <w:rPr>
-          <w:rFonts w:cstheme="minorBidi"/>
-          <w:szCs w:val="24"/>
-          <w:cs/>
-        </w:rPr>
-        <w:t xml:space="preserve"> </w:t>
-      </w:r>
-      <w:r>
-        <w:rPr>
-          <w:rFonts w:cstheme="minorBidi" w:hint="cs"/>
-          <w:szCs w:val="24"/>
-          <w:cs/>
-        </w:rPr>
-        <w:t>घर</w:t>
-      </w:r>
-      <w:r>
-        <w:rPr>
-          <w:rFonts w:cstheme="minorBidi"/>
-          <w:szCs w:val="24"/>
-          <w:cs/>
-        </w:rPr>
-        <w:t xml:space="preserve"> </w:t>
-      </w:r>
-      <w:r>
-        <w:rPr>
-          <w:rFonts w:cstheme="minorBidi" w:hint="cs"/>
-          <w:szCs w:val="24"/>
-          <w:cs/>
-        </w:rPr>
-        <w:t>वाले</w:t>
-      </w:r>
-      <w:r>
-        <w:rPr>
-          <w:rFonts w:cstheme="minorBidi"/>
-          <w:szCs w:val="24"/>
-          <w:cs/>
-        </w:rPr>
-        <w:t xml:space="preserve"> </w:t>
-      </w:r>
-      <w:r>
-        <w:rPr>
-          <w:rFonts w:cstheme="minorBidi" w:hint="cs"/>
-          <w:szCs w:val="24"/>
-          <w:cs/>
-        </w:rPr>
-        <w:t>भी</w:t>
-      </w:r>
-      <w:r>
-        <w:rPr>
-          <w:rFonts w:cstheme="minorBidi"/>
-          <w:szCs w:val="24"/>
-          <w:cs/>
-        </w:rPr>
-        <w:t xml:space="preserve"> </w:t>
-      </w:r>
-      <w:r>
-        <w:rPr>
-          <w:rFonts w:cstheme="minorBidi" w:hint="cs"/>
-          <w:szCs w:val="24"/>
-          <w:cs/>
-        </w:rPr>
-        <w:t>तुमसे</w:t>
-      </w:r>
-      <w:r>
-        <w:rPr>
-          <w:rFonts w:cstheme="minorBidi" w:hint="cs"/>
-          <w:szCs w:val="24"/>
-          <w:cs/>
-        </w:rPr>
-        <w:t xml:space="preserve"> </w:t>
-      </w:r>
-      <w:r>
-        <w:rPr>
-          <w:rFonts w:cstheme="minorBidi"/>
-          <w:szCs w:val="24"/>
-          <w:cs/>
-        </w:rPr>
-        <w:t>कारोबार सीखते</w:t>
+          <w:rFonts w:cstheme="minorBidi"/>
+          <w:szCs w:val="24"/>
+          <w:cs/>
+        </w:rPr>
+        <w:t>कुंभ के बाहर भीतर जल की तरह।</w:t>
+      </w:r>
+      <w:r>
+        <w:rPr>
+          <w:rFonts w:ascii="Arial" w:hAnsi="Arial" w:cs="Arial" w:hint="cs"/>
+          <w:szCs w:val="24"/>
+          <w:cs/>
+        </w:rPr>
+        <w:t>”</w:t>
+      </w:r>
+      <w:r>
+        <w:rPr>
+          <w:rFonts w:cstheme="minorBidi"/>
+          <w:szCs w:val="24"/>
+          <w:cs/>
+        </w:rPr>
+        <w:t xml:space="preserve"> (</w:t>
+      </w:r>
+      <w:r>
+        <w:rPr>
+          <w:rFonts w:cstheme="minorBidi" w:hint="cs"/>
+          <w:szCs w:val="24"/>
+          <w:cs/>
+        </w:rPr>
+        <w:t>पृ</w:t>
+      </w:r>
+      <w:r>
+        <w:rPr>
+          <w:rFonts w:cstheme="minorBidi"/>
+          <w:szCs w:val="24"/>
+          <w:cs/>
+        </w:rPr>
+        <w:t>.</w:t>
+      </w:r>
+      <w:r>
+        <w:rPr>
+          <w:rFonts w:cstheme="minorBidi" w:hint="cs"/>
+          <w:szCs w:val="24"/>
+          <w:cs/>
+        </w:rPr>
+        <w:t>क्र</w:t>
+      </w:r>
+      <w:r>
+        <w:rPr>
+          <w:rFonts w:cstheme="minorBidi"/>
+          <w:szCs w:val="24"/>
+          <w:cs/>
+        </w:rPr>
+        <w:t>.</w:t>
+      </w:r>
+      <w:r>
+        <w:rPr>
+          <w:rFonts w:cstheme="minorBidi" w:hint="cs"/>
+          <w:szCs w:val="24"/>
+          <w:cs/>
+        </w:rPr>
+        <w:t>५३</w:t>
+      </w:r>
+      <w:r>
+        <w:rPr>
+          <w:rFonts w:cstheme="minorBidi"/>
+          <w:szCs w:val="24"/>
+          <w:cs/>
+        </w:rPr>
+        <w:t>)</w:t>
+      </w:r>
+    </w:p>
+    <w:p>
+      <w:pPr>
+        <w:spacing w:after="0"/>
+        <w:jc w:val="both"/>
+      </w:pPr>
+      <w:r>
+        <w:rPr>
+          <w:rFonts w:ascii="Mangal" w:hAnsi="Mangal" w:cs="Mangal" w:eastAsia="Mangal"/>
+          <w:b/>
+          <w:sz w:val="24"/>
+        </w:rPr>
+        <w:t>इसमें मुख्य व्यंग्य कौन-सा है?</w:t>
+      </w:r>
+    </w:p>
+    <w:p>
+      <w:pPr>
+        <w:spacing w:after="0"/>
+        <w:jc w:val="both"/>
+      </w:pPr>
+      <w:r>
+        <w:rPr>
+          <w:rFonts w:ascii="Mangal" w:hAnsi="Mangal" w:cs="Mangal" w:eastAsia="Mangal"/>
+          <w:b w:val="0"/>
+          <w:sz w:val="24"/>
+        </w:rPr>
+        <w:t>मुख्य व्यंग्य यह है कि लाभ के लिए कानून और नैतिकता को किनारे कर देना सफलता मान लिया गया है। जेल को भी कारोबार का दफ्तर बना सकने वाले अपराधी और उन्हें रोकने में विफल व्यवस्था—दोनों लेखक के निशाने पर हैं।</w:t>
+      </w:r>
+    </w:p>
+    <w:p>
+      <w:pPr>
+        <w:spacing w:after="0"/>
+        <w:jc w:val="both"/>
+      </w:pPr>
+      <w:r>
+        <w:rPr>
+          <w:rFonts w:ascii="Mangal" w:hAnsi="Mangal" w:cs="Mangal" w:eastAsia="Mangal"/>
+          <w:b/>
+          <w:sz w:val="24"/>
+        </w:rPr>
+        <w:t>लेखक क्या परिवर्तन चाहते हैं?</w:t>
+      </w:r>
+    </w:p>
+    <w:p>
+      <w:pPr>
+        <w:spacing w:after="0"/>
+        <w:rPr>
+          <w:rFonts w:cstheme="minorBidi"/>
+          <w:szCs w:val="24"/>
+        </w:rPr>
+      </w:pPr>
+      <w:r>
+        <w:rPr>
+          <w:rFonts w:cstheme="minorBidi"/>
+          <w:szCs w:val="24"/>
+          <w:cs/>
+        </w:rPr>
+        <w:t>ऐसे लोगों के जीवन में व्यापार</w:t>
+      </w:r>
+      <w:r>
+        <w:rPr>
+          <w:rFonts w:cstheme="minorBidi" w:hint="cs"/>
+          <w:szCs w:val="24"/>
+          <w:cs/>
+        </w:rPr>
+        <w:t xml:space="preserve"> के अलावा </w:t>
+      </w:r>
+      <w:r>
+        <w:rPr>
+          <w:rFonts w:cstheme="minorBidi"/>
+          <w:szCs w:val="24"/>
+          <w:cs/>
+        </w:rPr>
+        <w:t>अन्य मानवीय मूल्यों की चिंता ही नहीं रहती।</w:t>
+      </w:r>
+      <w:r>
+        <w:rPr>
+          <w:rFonts w:cstheme="minorBidi"/>
+          <w:szCs w:val="24"/>
+          <w:cs/>
+        </w:rPr>
+        <w:t xml:space="preserve"> जहाँ से लाभ मिल सकता है</w:t>
       </w:r>
       <w:r>
         <w:rPr>
@@ -1285,279 +725,7 @@
           <w:szCs w:val="24"/>
           <w:cs/>
         </w:rPr>
-        <w:t xml:space="preserve">तो </w:t>
-      </w:r>
-      <w:r>
-        <w:rPr>
-          <w:rFonts w:cstheme="minorBidi" w:hint="cs"/>
-          <w:szCs w:val="24"/>
-          <w:cs/>
-        </w:rPr>
-        <w:t>इनका</w:t>
-      </w:r>
-      <w:r>
-        <w:rPr>
-          <w:rFonts w:cstheme="minorBidi"/>
-          <w:szCs w:val="24"/>
-          <w:cs/>
-        </w:rPr>
-        <w:t xml:space="preserve"> </w:t>
-      </w:r>
-      <w:r>
-        <w:rPr>
-          <w:rFonts w:cstheme="minorBidi" w:hint="cs"/>
-          <w:szCs w:val="24"/>
-          <w:cs/>
-        </w:rPr>
-        <w:t>इस</w:t>
-      </w:r>
-      <w:r>
-        <w:rPr>
-          <w:rFonts w:cstheme="minorBidi"/>
-          <w:szCs w:val="24"/>
-          <w:cs/>
-        </w:rPr>
-        <w:t xml:space="preserve"> </w:t>
-      </w:r>
-      <w:r>
-        <w:rPr>
-          <w:rFonts w:cstheme="minorBidi" w:hint="cs"/>
-          <w:szCs w:val="24"/>
-          <w:cs/>
-        </w:rPr>
-        <w:t>घर</w:t>
-      </w:r>
-      <w:r>
-        <w:rPr>
-          <w:rFonts w:cstheme="minorBidi"/>
-          <w:szCs w:val="24"/>
-          <w:cs/>
-        </w:rPr>
-        <w:t xml:space="preserve"> </w:t>
-      </w:r>
-      <w:r>
-        <w:rPr>
-          <w:rFonts w:cstheme="minorBidi" w:hint="cs"/>
-          <w:szCs w:val="24"/>
-          <w:cs/>
-        </w:rPr>
-        <w:t>में</w:t>
-      </w:r>
-      <w:r>
-        <w:rPr>
-          <w:rFonts w:cstheme="minorBidi" w:hint="cs"/>
-          <w:szCs w:val="24"/>
-          <w:cs/>
-        </w:rPr>
-        <w:t xml:space="preserve"> </w:t>
-      </w:r>
-      <w:r>
-        <w:rPr>
-          <w:rFonts w:cstheme="minorBidi" w:hint="cs"/>
-          <w:szCs w:val="24"/>
-          <w:cs/>
-        </w:rPr>
-        <w:t>जन्म</w:t>
-      </w:r>
-      <w:r>
-        <w:rPr>
-          <w:rFonts w:cstheme="minorBidi"/>
-          <w:szCs w:val="24"/>
-          <w:cs/>
-        </w:rPr>
-        <w:t xml:space="preserve"> </w:t>
-      </w:r>
-      <w:r>
-        <w:rPr>
-          <w:rFonts w:cstheme="minorBidi" w:hint="cs"/>
-          <w:szCs w:val="24"/>
-          <w:cs/>
-        </w:rPr>
-        <w:t>लेना</w:t>
-      </w:r>
-      <w:r>
-        <w:rPr>
-          <w:rFonts w:cstheme="minorBidi"/>
-          <w:szCs w:val="24"/>
-          <w:cs/>
-        </w:rPr>
-        <w:t xml:space="preserve"> </w:t>
-      </w:r>
-      <w:r>
-        <w:rPr>
-          <w:rFonts w:cstheme="minorBidi" w:hint="cs"/>
-          <w:szCs w:val="24"/>
-          <w:cs/>
-        </w:rPr>
-        <w:t>सार्थक</w:t>
-      </w:r>
-      <w:r>
-        <w:rPr>
-          <w:rFonts w:cstheme="minorBidi"/>
-          <w:szCs w:val="24"/>
-          <w:cs/>
-        </w:rPr>
-        <w:t xml:space="preserve"> </w:t>
-      </w:r>
-      <w:r>
-        <w:rPr>
-          <w:rFonts w:cstheme="minorBidi" w:hint="cs"/>
-          <w:szCs w:val="24"/>
-          <w:cs/>
-        </w:rPr>
-        <w:t>होता</w:t>
-      </w:r>
-      <w:r>
-        <w:rPr>
-          <w:rFonts w:cstheme="minorBidi"/>
-          <w:szCs w:val="24"/>
-          <w:cs/>
-        </w:rPr>
-        <w:t>।</w:t>
-      </w:r>
-      <w:r>
-        <w:rPr>
-          <w:rFonts w:ascii="Arial" w:hAnsi="Arial" w:cs="Arial" w:hint="cs"/>
-          <w:szCs w:val="24"/>
-          <w:cs/>
-        </w:rPr>
-        <w:t>”</w:t>
-      </w:r>
-      <w:r>
-        <w:rPr>
-          <w:rFonts w:cstheme="minorBidi"/>
-          <w:szCs w:val="24"/>
-          <w:cs/>
-        </w:rPr>
-        <w:t xml:space="preserve"> (</w:t>
-      </w:r>
-      <w:r>
-        <w:rPr>
-          <w:rFonts w:cstheme="minorBidi" w:hint="cs"/>
-          <w:szCs w:val="24"/>
-          <w:cs/>
-        </w:rPr>
-        <w:t>पृ</w:t>
-      </w:r>
-      <w:r>
-        <w:rPr>
-          <w:rFonts w:cstheme="minorBidi"/>
-          <w:szCs w:val="24"/>
-          <w:cs/>
-        </w:rPr>
-        <w:t>.</w:t>
-      </w:r>
-      <w:r>
-        <w:rPr>
-          <w:rFonts w:cstheme="minorBidi" w:hint="cs"/>
-          <w:szCs w:val="24"/>
-          <w:cs/>
-        </w:rPr>
-        <w:t>क्र</w:t>
-      </w:r>
-      <w:r>
-        <w:rPr>
-          <w:rFonts w:cstheme="minorBidi"/>
-          <w:szCs w:val="24"/>
-          <w:cs/>
-        </w:rPr>
-        <w:t>.</w:t>
-      </w:r>
-      <w:r>
-        <w:rPr>
-          <w:rFonts w:cstheme="minorBidi" w:hint="cs"/>
-          <w:szCs w:val="24"/>
-          <w:cs/>
-        </w:rPr>
-        <w:t>५४</w:t>
-      </w:r>
-      <w:r>
-        <w:rPr>
-          <w:rFonts w:cstheme="minorBidi"/>
-          <w:szCs w:val="24"/>
-          <w:cs/>
-        </w:rPr>
-        <w:t>)</w:t>
-      </w:r>
-      <w:r>
-        <w:rPr>
-          <w:rFonts w:cstheme="minorBidi"/>
-          <w:szCs w:val="24"/>
-          <w:cs/>
-        </w:rPr>
-        <w:t xml:space="preserve"> लेखक </w:t>
-      </w:r>
-      <w:r>
-        <w:rPr>
-          <w:rFonts w:cstheme="minorBidi" w:hint="cs"/>
-          <w:szCs w:val="24"/>
-          <w:cs/>
-        </w:rPr>
-        <w:t xml:space="preserve">यहाँ </w:t>
-      </w:r>
-      <w:r>
-        <w:rPr>
-          <w:rFonts w:cstheme="minorBidi"/>
-          <w:szCs w:val="24"/>
-          <w:cs/>
-        </w:rPr>
-        <w:t xml:space="preserve">व्यंग्यात्मक प्रशंसा के माध्यम से कारोबारी की मानसिकता पर </w:t>
-      </w:r>
-      <w:r>
-        <w:rPr>
-          <w:rFonts w:cstheme="minorBidi" w:hint="cs"/>
-          <w:szCs w:val="24"/>
-          <w:cs/>
-        </w:rPr>
-        <w:t xml:space="preserve">करारा व्यंग्य </w:t>
-      </w:r>
-      <w:r>
-        <w:rPr>
-          <w:rFonts w:cstheme="minorBidi"/>
-          <w:szCs w:val="24"/>
-          <w:cs/>
-        </w:rPr>
-        <w:t>कर रहा है।</w:t>
-      </w:r>
-      <w:r>
-        <w:rPr>
-          <w:rFonts w:cstheme="minorBidi"/>
-          <w:szCs w:val="24"/>
-          <w:cs/>
-        </w:rPr>
-        <w:t xml:space="preserve"> </w:t>
-      </w:r>
-      <w:r>
-        <w:rPr>
-          <w:rFonts w:cstheme="minorBidi" w:hint="cs"/>
-          <w:szCs w:val="24"/>
-          <w:cs/>
-        </w:rPr>
-        <w:t xml:space="preserve">उन्होंने </w:t>
-      </w:r>
-      <w:r>
-        <w:rPr>
-          <w:rFonts w:cstheme="minorBidi"/>
-          <w:szCs w:val="24"/>
-          <w:cs/>
-        </w:rPr>
-        <w:t>कारोबार और धन कमाने की ऐसी अंधी मानसिकता पर</w:t>
-      </w:r>
-      <w:r>
-        <w:rPr>
-          <w:rFonts w:cstheme="minorBidi" w:hint="cs"/>
-          <w:szCs w:val="24"/>
-          <w:cs/>
-        </w:rPr>
-        <w:t xml:space="preserve"> कटाक्ष किया</w:t>
-      </w:r>
-      <w:r>
-        <w:rPr>
-          <w:rFonts w:cstheme="minorBidi"/>
-          <w:szCs w:val="24"/>
-          <w:cs/>
-        </w:rPr>
-        <w:t xml:space="preserve"> है जिसमें व्यक्ति के लिए परिस्थितियाँ</w:t>
+        <w:t>वहाँ वे कानून और नैतिकता की सीमाओं को भी नजरअंदाज करने लगते हैं। लेखक ये परिवर्तन चाहते हैं-कारोबार केवल लाभ कमाने का माध्यम न बने</w:t>
       </w:r>
       <w:r>
         <w:rPr>
@@ -1572,55 +740,7 @@
           <w:szCs w:val="24"/>
           <w:cs/>
         </w:rPr>
-        <w:t>स्थान और सामाजिक मूल्य भी गौण हो जाते हैं।</w:t>
-      </w:r>
-      <w:r>
-        <w:rPr>
-          <w:rFonts w:cstheme="minorBidi" w:hint="cs"/>
-          <w:szCs w:val="24"/>
-          <w:cs/>
-        </w:rPr>
-        <w:t xml:space="preserve"> </w:t>
-      </w:r>
-      <w:r>
-        <w:rPr>
-          <w:rFonts w:cstheme="minorBidi"/>
-          <w:szCs w:val="24"/>
-          <w:cs/>
-        </w:rPr>
-        <w:t xml:space="preserve">लेखक </w:t>
-      </w:r>
-      <w:r>
-        <w:rPr>
-          <w:rFonts w:cstheme="minorBidi" w:hint="cs"/>
-          <w:szCs w:val="24"/>
-          <w:cs/>
-        </w:rPr>
-        <w:t xml:space="preserve">ये </w:t>
-      </w:r>
-      <w:r>
-        <w:rPr>
-          <w:rFonts w:cstheme="minorBidi"/>
-          <w:szCs w:val="24"/>
-          <w:cs/>
-        </w:rPr>
-        <w:t>परिवर्तन चाहते हैं</w:t>
-      </w:r>
-      <w:r>
-        <w:rPr>
-          <w:rFonts w:cstheme="minorBidi" w:hint="cs"/>
-          <w:szCs w:val="24"/>
-          <w:cs/>
-        </w:rPr>
-        <w:t>-</w:t>
-      </w:r>
-      <w:r>
-        <w:rPr>
-          <w:rFonts w:cstheme="minorBidi"/>
-          <w:szCs w:val="24"/>
-          <w:cs/>
-        </w:rPr>
-        <w:t>मनुष्य केवल कारोबार और धन कमाने को जीवन का उद्देश्य न बनाए। आर्थिक सफलता के साथ-साथ परिवार</w:t>
+        <w:t>बल्कि उसमें ईमानदारी</w:t>
       </w:r>
       <w:r>
         <w:rPr>
@@ -1635,38 +755,95 @@
           <w:szCs w:val="24"/>
           <w:cs/>
         </w:rPr>
-        <w:t>मानवीय मूल्य</w:t>
-      </w:r>
-      <w:r>
-        <w:rPr>
-          <w:rFonts w:cstheme="minorBidi"/>
-          <w:szCs w:val="24"/>
-        </w:rPr>
-        <w:t xml:space="preserve">, </w:t>
-      </w:r>
-      <w:r>
-        <w:rPr>
-          <w:rFonts w:cstheme="minorBidi"/>
-          <w:szCs w:val="24"/>
-          <w:cs/>
-        </w:rPr>
-        <w:t>नैतिकता और सामाजिक जिम्मेदारी को भी महत्व दिया जाना चाहिए।</w:t>
-      </w:r>
-      <w:r>
-        <w:rPr>
-          <w:rFonts w:cstheme="minorBidi" w:hint="cs"/>
-          <w:szCs w:val="24"/>
-          <w:cs/>
-        </w:rPr>
-        <w:t xml:space="preserve"> </w:t>
-      </w:r>
-      <w:r>
-        <w:rPr>
-          <w:rFonts w:cstheme="minorBidi"/>
-          <w:szCs w:val="24"/>
-          <w:cs/>
-        </w:rPr>
-        <w:t>अर्थात् लेखक अत्यधिक व्यावसायिक मानसिकता के स्थान पर संतुलित और मानवीय दृष्टिकोण चाहते हैं।</w:t>
+        <w:t>नैतिकता और सामाजिक जिम्मेदारी भी बनी रहे। व्यापारी को वैध और अवैध कार्यों के बीच स्पष्ट अंतर समझना चाहिए और आर्थिक लाभ के लिए गलत तरीकों का सहारा नहीं लेना चाहिए।</w:t>
+      </w:r>
+    </w:p>
+    <w:p>
+      <w:pPr>
+        <w:spacing w:after="0"/>
+        <w:jc w:val="both"/>
+      </w:pPr>
+      <w:r>
+        <w:rPr>
+          <w:rFonts w:ascii="Mangal" w:hAnsi="Mangal" w:cs="Mangal" w:eastAsia="Mangal"/>
+          <w:b/>
+          <w:sz w:val="24"/>
+        </w:rPr>
+        <w:t>पंक्तियों की व्यंग्यात्मकता को विस्तृत रूप में स्पष्ट कीजिए</w:t>
+      </w:r>
+    </w:p>
+    <w:p>
+      <w:pPr>
+        <w:spacing w:after="0"/>
+        <w:rPr>
+          <w:rFonts w:cstheme="minorBidi"/>
+          <w:szCs w:val="24"/>
+        </w:rPr>
+      </w:pPr>
+      <w:proofErr w:type="spellStart"/>
+      <w:proofErr w:type="spellEnd"/>
+      <w:r>
+        <w:rPr>
+          <w:rFonts w:ascii="Mangal" w:hAnsi="Mangal" w:cs="Mangal" w:eastAsia="Mangal"/>
+          <w:sz w:val="24"/>
+        </w:rPr>
+        <w:t>कारोबार के प्रति अत्यधिक आसक्ति रखने वालों पर व्यंग्य : लेखक ने यहाँ हर परिस्थिति में अपना स्वार्थ साधने वाले कारोबारियों पर तीक्ष्ण व्यंग्य किया है। व्यावसायिक सफलता को जीवन का अंतिम लक्ष्य मानने वाली मानसिकता पर कटु व्यंग्य प्रहार करते हुए लेखक कहते हैं-“यह जेल से भी सब कुशल अपना कारोबार करने वाले उच्च कोटि के आदरणीय, परम आदरणीय, पूजनीय कारोबारी तुम्हें मेरा शत-शत प्रणाम। काश! मेरे घर वाले भी तुमसे कारोबार सीखते, तो इनका इस घर में जन्म लेना सार्थक होता।” (पृ.क्र.५४) लेखक यहाँ व्यंग्यात्मक प्रशंसा के माध्यम से कारोबारी की मानसिकता पर करारा व्यंग्य कर रहा है। उन्होंने कारोबार और धन कमाने की ऐसी अंधी मानसिकता पर कटाक्ष किया है जिसमें व्यक्ति के लिए परिस्थितियाँ, स्थान और सामाजिक मूल्य भी गौण हो जाते हैं।</w:t>
+      </w:r>
+    </w:p>
+    <w:p>
+      <w:pPr>
+        <w:spacing w:after="0"/>
+        <w:jc w:val="both"/>
+      </w:pPr>
+      <w:r>
+        <w:rPr>
+          <w:rFonts w:ascii="Mangal" w:hAnsi="Mangal" w:cs="Mangal" w:eastAsia="Mangal"/>
+          <w:b/>
+          <w:sz w:val="24"/>
+        </w:rPr>
+        <w:t>इसमें मुख्य व्यंग्य कौन-सा है?</w:t>
+      </w:r>
+    </w:p>
+    <w:p>
+      <w:pPr>
+        <w:spacing w:after="0"/>
+        <w:jc w:val="both"/>
+      </w:pPr>
+      <w:r>
+        <w:rPr>
+          <w:rFonts w:ascii="Mangal" w:hAnsi="Mangal" w:cs="Mangal" w:eastAsia="Mangal"/>
+          <w:b w:val="0"/>
+          <w:sz w:val="24"/>
+        </w:rPr>
+        <w:t>यहाँ मुख्य व्यंग्य उस व्यक्ति की कारोबारी आसक्ति पर है जो जेल और घर, दोनों जगह केवल लाभ के बारे में सोचता है। “पूजनीय” कहकर की गई प्रशंसा दरअसल अपराध को आदर्श मानने और कानून के निष्प्रभावी होने की विडंबना उजागर करती है।</w:t>
+      </w:r>
+    </w:p>
+    <w:p>
+      <w:pPr>
+        <w:spacing w:after="0"/>
+        <w:jc w:val="both"/>
+      </w:pPr>
+      <w:r>
+        <w:rPr>
+          <w:rFonts w:ascii="Mangal" w:hAnsi="Mangal" w:cs="Mangal" w:eastAsia="Mangal"/>
+          <w:b/>
+          <w:sz w:val="24"/>
+        </w:rPr>
+        <w:t>लेखक क्या परिवर्तन चाहते हैं?</w:t>
+      </w:r>
+    </w:p>
+    <w:p>
+      <w:pPr>
+        <w:spacing w:after="0"/>
+        <w:jc w:val="both"/>
+      </w:pPr>
+      <w:r>
+        <w:rPr>
+          <w:rFonts w:ascii="Mangal" w:hAnsi="Mangal" w:cs="Mangal" w:eastAsia="Mangal"/>
+          <w:b w:val="0"/>
+          <w:sz w:val="24"/>
+        </w:rPr>
+        <w:t>लेखक ये परिवर्तन चाहते हैं-मनुष्य केवल कारोबार और धन कमाने को जीवन का उद्देश्य न बनाए। आर्थिक सफलता के साथ-साथ परिवार, मानवीय मूल्य, नैतिकता और सामाजिक जिम्मेदारी को भी महत्व दिया जाना चाहिए। अर्थात् लेखक अत्यधिक व्यावसायिक मानसिकता के स्थान पर संतुलित और मानवीय दृष्टिकोण चाहते हैं।</w:t>
       </w:r>
     </w:p>
     <w:sectPr>
